--- a/7275/wk7/7275 wk7 key regression tech.docx
+++ b/7275/wk7/7275 wk7 key regression tech.docx
@@ -89,6 +89,186 @@
         </w:rPr>
         <w:t xml:space="preserve"> features versus a more parsimonious model. How do techniques like forward selection, backward elimination,</w:t>
       </w:r>
+    </w:p>
+    <w:p>
+      <w:pPr>
+        <w:spacing w:before="100" w:beforeAutospacing="1" w:after="100" w:afterAutospacing="1" w:line="240" w:lineRule="auto"/>
+        <w:rPr>
+          <w:rFonts w:ascii="Lato" w:eastAsia="Times New Roman" w:hAnsi="Lato" w:cs="Times New Roman"/>
+          <w:color w:val="273540"/>
+          <w:kern w:val="0"/>
+          <w14:ligatures w14:val="none"/>
+        </w:rPr>
+      </w:pPr>
+      <w:r>
+        <w:rPr>
+          <w:rFonts w:ascii="Lato" w:eastAsia="Times New Roman" w:hAnsi="Lato" w:cs="Times New Roman"/>
+          <w:color w:val="273540"/>
+          <w:kern w:val="0"/>
+          <w14:ligatures w14:val="none"/>
+        </w:rPr>
+        <w:t xml:space="preserve">Forward selection starts with a blank slate with zero features. It then selects feathers that significantly contribute to the model’s performance. Back elimination, on the other hand, starts with a full house – every feature is included and accounted for. It then </w:t>
+      </w:r>
+      <w:proofErr w:type="spellStart"/>
+      <w:r>
+        <w:rPr>
+          <w:rFonts w:ascii="Lato" w:eastAsia="Times New Roman" w:hAnsi="Lato" w:cs="Times New Roman"/>
+          <w:color w:val="273540"/>
+          <w:kern w:val="0"/>
+          <w14:ligatures w14:val="none"/>
+        </w:rPr>
+        <w:t>elimates</w:t>
+      </w:r>
+      <w:proofErr w:type="spellEnd"/>
+      <w:r>
+        <w:rPr>
+          <w:rFonts w:ascii="Lato" w:eastAsia="Times New Roman" w:hAnsi="Lato" w:cs="Times New Roman"/>
+          <w:color w:val="273540"/>
+          <w:kern w:val="0"/>
+          <w14:ligatures w14:val="none"/>
+        </w:rPr>
+        <w:t xml:space="preserve"> features that do not contribute. </w:t>
+      </w:r>
+    </w:p>
+    <w:p>
+      <w:pPr>
+        <w:spacing w:before="100" w:beforeAutospacing="1" w:after="100" w:afterAutospacing="1" w:line="240" w:lineRule="auto"/>
+        <w:rPr>
+          <w:rFonts w:ascii="Lato" w:eastAsia="Times New Roman" w:hAnsi="Lato" w:cs="Times New Roman"/>
+          <w:color w:val="273540"/>
+          <w:kern w:val="0"/>
+          <w14:ligatures w14:val="none"/>
+        </w:rPr>
+      </w:pPr>
+      <w:r>
+        <w:rPr>
+          <w:rFonts w:ascii="Lato" w:eastAsia="Times New Roman" w:hAnsi="Lato" w:cs="Times New Roman"/>
+          <w:color w:val="273540"/>
+          <w:kern w:val="0"/>
+          <w14:ligatures w14:val="none"/>
+        </w:rPr>
+        <w:t xml:space="preserve">From this, we can see that, in some cases, forward selection might be inclined towards a smaller number of features; whereas backward eliminations might be inclined to have a </w:t>
+      </w:r>
+      <w:proofErr w:type="gramStart"/>
+      <w:r>
+        <w:rPr>
+          <w:rFonts w:ascii="Lato" w:eastAsia="Times New Roman" w:hAnsi="Lato" w:cs="Times New Roman"/>
+          <w:color w:val="273540"/>
+          <w:kern w:val="0"/>
+          <w14:ligatures w14:val="none"/>
+        </w:rPr>
+        <w:t>larger features</w:t>
+      </w:r>
+      <w:proofErr w:type="gramEnd"/>
+      <w:r>
+        <w:rPr>
+          <w:rFonts w:ascii="Lato" w:eastAsia="Times New Roman" w:hAnsi="Lato" w:cs="Times New Roman"/>
+          <w:color w:val="273540"/>
+          <w:kern w:val="0"/>
+          <w14:ligatures w14:val="none"/>
+        </w:rPr>
+        <w:t xml:space="preserve"> included. </w:t>
+      </w:r>
+    </w:p>
+    <w:p>
+      <w:pPr>
+        <w:spacing w:before="100" w:beforeAutospacing="1" w:after="100" w:afterAutospacing="1" w:line="240" w:lineRule="auto"/>
+        <w:rPr>
+          <w:rFonts w:ascii="Lato" w:eastAsia="Times New Roman" w:hAnsi="Lato" w:cs="Times New Roman"/>
+          <w:color w:val="273540"/>
+          <w:kern w:val="0"/>
+          <w14:ligatures w14:val="none"/>
+        </w:rPr>
+      </w:pPr>
+      <w:r>
+        <w:rPr>
+          <w:rFonts w:ascii="Lato" w:eastAsia="Times New Roman" w:hAnsi="Lato" w:cs="Times New Roman"/>
+          <w:color w:val="273540"/>
+          <w:kern w:val="0"/>
+          <w14:ligatures w14:val="none"/>
+        </w:rPr>
+        <w:t xml:space="preserve">However, this is not a set destiny. The actual needs and the performance </w:t>
+      </w:r>
+      <w:proofErr w:type="gramStart"/>
+      <w:r>
+        <w:rPr>
+          <w:rFonts w:ascii="Lato" w:eastAsia="Times New Roman" w:hAnsi="Lato" w:cs="Times New Roman"/>
+          <w:color w:val="273540"/>
+          <w:kern w:val="0"/>
+          <w14:ligatures w14:val="none"/>
+        </w:rPr>
+        <w:t>is</w:t>
+      </w:r>
+      <w:proofErr w:type="gramEnd"/>
+      <w:r>
+        <w:rPr>
+          <w:rFonts w:ascii="Lato" w:eastAsia="Times New Roman" w:hAnsi="Lato" w:cs="Times New Roman"/>
+          <w:color w:val="273540"/>
+          <w:kern w:val="0"/>
+          <w14:ligatures w14:val="none"/>
+        </w:rPr>
+        <w:t xml:space="preserve"> highly case-dependent. For a complex model, it might make sense to include a wider range of features to fine tune the outputs of the model. For a simpler system, a lesser number of features would be preferred. For example, for bank fraud detection model </w:t>
+      </w:r>
+      <w:proofErr w:type="spellStart"/>
+      <w:r>
+        <w:rPr>
+          <w:rFonts w:ascii="Lato" w:eastAsia="Times New Roman" w:hAnsi="Lato" w:cs="Times New Roman"/>
+          <w:color w:val="273540"/>
+          <w:kern w:val="0"/>
+          <w14:ligatures w14:val="none"/>
+        </w:rPr>
+        <w:t>warrenties</w:t>
+      </w:r>
+      <w:proofErr w:type="spellEnd"/>
+      <w:r>
+        <w:rPr>
+          <w:rFonts w:ascii="Lato" w:eastAsia="Times New Roman" w:hAnsi="Lato" w:cs="Times New Roman"/>
+          <w:color w:val="273540"/>
+          <w:kern w:val="0"/>
+          <w14:ligatures w14:val="none"/>
+        </w:rPr>
+        <w:t xml:space="preserve"> </w:t>
+      </w:r>
+      <w:r>
+        <w:rPr>
+          <w:rFonts w:ascii="Lato" w:eastAsia="Times New Roman" w:hAnsi="Lato" w:cs="Times New Roman"/>
+          <w:color w:val="273540"/>
+          <w:kern w:val="0"/>
+          <w14:ligatures w14:val="none"/>
+        </w:rPr>
+        <w:t>more numbers of features than that of a shopping recommendation algo.</w:t>
+      </w:r>
+    </w:p>
+    <w:p>
+      <w:pPr>
+        <w:spacing w:before="100" w:beforeAutospacing="1" w:after="100" w:afterAutospacing="1" w:line="240" w:lineRule="auto"/>
+        <w:rPr>
+          <w:rFonts w:ascii="Lato" w:eastAsia="Times New Roman" w:hAnsi="Lato" w:cs="Times New Roman"/>
+          <w:color w:val="273540"/>
+          <w:kern w:val="0"/>
+          <w14:ligatures w14:val="none"/>
+        </w:rPr>
+      </w:pPr>
+      <w:r>
+        <w:rPr>
+          <w:rFonts w:ascii="Lato" w:eastAsia="Times New Roman" w:hAnsi="Lato" w:cs="Times New Roman"/>
+          <w:color w:val="273540"/>
+          <w:kern w:val="0"/>
+          <w14:ligatures w14:val="none"/>
+        </w:rPr>
+        <w:t xml:space="preserve">Thinking back to one of our previous discussions, the ethical considerations of the model building should also take a fair share of weight. </w:t>
+      </w:r>
+    </w:p>
+    <w:p>
+      <w:pPr>
+        <w:spacing w:before="100" w:beforeAutospacing="1" w:after="100" w:afterAutospacing="1" w:line="240" w:lineRule="auto"/>
+        <w:rPr>
+          <w:rFonts w:ascii="Lato" w:eastAsia="Times New Roman" w:hAnsi="Lato" w:cs="Times New Roman"/>
+          <w:color w:val="273540"/>
+          <w:kern w:val="0"/>
+          <w14:ligatures w14:val="none"/>
+        </w:rPr>
+      </w:pPr>
     </w:p>
     <w:p/>
     <w:sectPr>
